--- a/descargas/primaria-1-3/word/PRESENTE_primaria-1-3_eucaristia.docx
+++ b/descargas/primaria-1-3/word/PRESENTE_primaria-1-3_eucaristia.docx
@@ -769,15 +769,6 @@
     </w:p>
     <w:p>
       <w:pPr>
-        <w:pStyle w:val="Cuerpo"/>
-      </w:pPr>
-      <w:r>
-        <w:rPr/>
-        <w:t xml:space="preserve">En procesión, con una frase breve cada uno:</w:t>
-      </w:r>
-    </w:p>
-    <w:p>
-      <w:pPr>
         <w:pStyle w:val="Lista"/>
         <w:numPr>
           <w:ilvl w:val="0"/>
@@ -913,7 +904,7 @@
       </w:pPr>
       <w:r>
         <w:rPr/>
-        <w:t xml:space="preserve">Comulgan los que ya han hecho la Primera Comunión; los demás se acercan con los brazos cruzados sobre el pecho para recibir la bendición. Los profesores organizan la fila por bancos y acompañan para que se haga con respeto. Mientras, suena música tranquila. Después, un momento de silencio guiado: «Jesús está aquí, contigo. Cuéntale en silencio cómo estás y dale las gracias».</w:t>
+        <w:t xml:space="preserve">Comulgan los que ya han hecho la Primera Comunión. Los profesores organizan la fila por bancos y acompañan para que se haga con respeto. Mientras, suena música tranquila. Después, un momento de silencio guiado: «Jesús está aquí, contigo. Cuéntale en silencio cómo estás y dale las gracias».</w:t>
       </w:r>
     </w:p>
     <w:p>

--- a/descargas/primaria-1-3/word/PRESENTE_primaria-1-3_eucaristia.docx
+++ b/descargas/primaria-1-3/word/PRESENTE_primaria-1-3_eucaristia.docx
@@ -570,7 +570,7 @@
       </w:pPr>
       <w:r>
         <w:rPr/>
-        <w:t xml:space="preserve">«Buenos días. Llevamos casi tres semanas esperando a Jesús. Nuestra caja ya está envuelta y tiene su lazo. El domingo pasado se llamaba Gaudete, que significa «alegraos», porque Jesús está muy cerca. Hoy, en la misa, Jesús no solo está cerca: viene de verdad, en su Palabra y en el pan. ¡Le recibimos cantando!».</w:t>
+        <w:t xml:space="preserve">«Buenos días. Llevamos casi tres semanas esperando a Jesús. Nuestra caja ya está cerrada y tiene su señal naranja. El domingo pasado se llamaba Gaudete, que significa «alegraos», porque Jesús está muy cerca. Hoy, en la misa, Jesús no solo está cerca: viene de verdad, en su Palabra y en el pan. ¡Le recibimos cantando!».</w:t>
       </w:r>
     </w:p>
     <w:p>
